--- a/docs/planning/medimentor_프로젝트_인계문서_v14.docx
+++ b/docs/planning/medimentor_프로젝트_인계문서_v14.docx
@@ -11117,6 +11117,253 @@
           <w:szCs w:val="22"/>
         </w:rPr>
         <w:t xml:space="preserve"> 차회 채팅 진입 시 본 문서를 첨부 또는 붙여넣고 K-1/K-2/K-3/K-5/O-2/P-1/P-2 정책 명시하여 컨텍스트 복구.</w:t>
+      </w:r>
+    </w:p>
+    <w:p>
+      <w:pPr>
+        <w:pBdr>
+          <w:bottom w:val="single" w:color="999999" w:sz="8" w:space="4"/>
+        </w:pBdr>
+        <w:spacing w:after="240" w:before="120"/>
+      </w:pPr>
+    </w:p>
+    <w:p>
+      <w:pPr>
+        <w:pStyle w:val="Heading2"/>
+        <w:spacing w:after="120" w:before="240"/>
+      </w:pPr>
+      <w:r>
+        <w:rPr>
+          <w:rFonts w:ascii="맑은 고딕" w:cs="맑은 고딕" w:eastAsia="맑은 고딕" w:hAnsi="맑은 고딕"/>
+          <w:b/>
+          <w:bCs/>
+          <w:sz w:val="22"/>
+          <w:szCs w:val="22"/>
+        </w:rPr>
+        <w:t xml:space="preserve">15. v14 → v15 전환 사이클 (★ v14 후처리 추가)</w:t>
+      </w:r>
+    </w:p>
+    <w:p>
+      <w:pPr>
+        <w:spacing w:after="120"/>
+      </w:pPr>
+      <w:r>
+        <w:rPr>
+          <w:rFonts w:ascii="맑은 고딕" w:cs="맑은 고딕" w:eastAsia="맑은 고딕" w:hAnsi="맑은 고딕"/>
+          <w:sz w:val="22"/>
+          <w:szCs w:val="22"/>
+        </w:rPr>
+        <w:t xml:space="preserve">본 v14 마감 직후 발생한 </w:t>
+      </w:r>
+      <w:r>
+        <w:rPr>
+          <w:rFonts w:ascii="맑은 고딕" w:cs="맑은 고딕" w:eastAsia="맑은 고딕" w:hAnsi="맑은 고딕"/>
+          <w:b/>
+          <w:bCs/>
+          <w:sz w:val="22"/>
+          <w:szCs w:val="22"/>
+        </w:rPr>
+        <w:t xml:space="preserve">두 번째 전략적 분기</w:t>
+      </w:r>
+      <w:r>
+        <w:rPr>
+          <w:rFonts w:ascii="맑은 고딕" w:cs="맑은 고딕" w:eastAsia="맑은 고딕" w:hAnsi="맑은 고딕"/>
+          <w:sz w:val="22"/>
+          <w:szCs w:val="22"/>
+        </w:rPr>
+        <w:t xml:space="preserve">:</w:t>
+      </w:r>
+    </w:p>
+    <w:p>
+      <w:pPr>
+        <w:pStyle w:val="Heading3"/>
+        <w:spacing w:after="120" w:before="240"/>
+      </w:pPr>
+      <w:r>
+        <w:rPr>
+          <w:rFonts w:ascii="맑은 고딕" w:cs="맑은 고딕" w:eastAsia="맑은 고딕" w:hAnsi="맑은 고딕"/>
+          <w:b/>
+          <w:bCs/>
+          <w:sz w:val="22"/>
+          <w:szCs w:val="22"/>
+        </w:rPr>
+        <w:t xml:space="preserve">15.1 분기 결정 (2026-05-24, 황일웅 교수님 자문 + 사용자 결정)</w:t>
+      </w:r>
+    </w:p>
+    <w:p>
+      <w:pPr>
+        <w:pStyle w:val="ListParagraph"/>
+        <w:numPr>
+          <w:ilvl w:val="0"/>
+          <w:numId w:val="2"/>
+        </w:numPr>
+        <w:spacing w:after="60"/>
+      </w:pPr>
+      <w:r>
+        <w:rPr>
+          <w:rFonts w:ascii="맑은 고딕" w:cs="맑은 고딕" w:eastAsia="맑은 고딕" w:hAnsi="맑은 고딕"/>
+          <w:b/>
+          <w:bCs/>
+          <w:sz w:val="22"/>
+          <w:szCs w:val="22"/>
+        </w:rPr>
+        <w:t xml:space="preserve">Pro 의사용 영역 완전 제거</w:t>
+      </w:r>
+      <w:r>
+        <w:rPr>
+          <w:rFonts w:ascii="맑은 고딕" w:cs="맑은 고딕" w:eastAsia="맑은 고딕" w:hAnsi="맑은 고딕"/>
+          <w:sz w:val="22"/>
+          <w:szCs w:val="22"/>
+        </w:rPr>
+        <w:t xml:space="preserve"> — 지식 한계·법적 위험·콘텐츠 영역 부담 종합 평가 결과</w:t>
+      </w:r>
+    </w:p>
+    <w:p>
+      <w:pPr>
+        <w:pStyle w:val="ListParagraph"/>
+        <w:numPr>
+          <w:ilvl w:val="0"/>
+          <w:numId w:val="2"/>
+        </w:numPr>
+        <w:spacing w:after="60"/>
+      </w:pPr>
+      <w:r>
+        <w:rPr>
+          <w:rFonts w:ascii="맑은 고딕" w:cs="맑은 고딕" w:eastAsia="맑은 고딕" w:hAnsi="맑은 고딕"/>
+          <w:b/>
+          <w:bCs/>
+          <w:sz w:val="22"/>
+          <w:szCs w:val="22"/>
+        </w:rPr>
+        <w:t xml:space="preserve">앱 리브랜딩</w:t>
+      </w:r>
+      <w:r>
+        <w:rPr>
+          <w:rFonts w:ascii="맑은 고딕" w:cs="맑은 고딕" w:eastAsia="맑은 고딕" w:hAnsi="맑은 고딕"/>
+          <w:sz w:val="22"/>
+          <w:szCs w:val="22"/>
+        </w:rPr>
+        <w:t xml:space="preserve">: medimentor → </w:t>
+      </w:r>
+      <w:r>
+        <w:rPr>
+          <w:rFonts w:ascii="맑은 고딕" w:cs="맑은 고딕" w:eastAsia="맑은 고딕" w:hAnsi="맑은 고딕"/>
+          <w:b/>
+          <w:bCs/>
+          <w:sz w:val="22"/>
+          <w:szCs w:val="22"/>
+        </w:rPr>
+        <w:t xml:space="preserve">닥터홈</w:t>
+      </w:r>
+      <w:r>
+        <w:rPr>
+          <w:rFonts w:ascii="맑은 고딕" w:cs="맑은 고딕" w:eastAsia="맑은 고딕" w:hAnsi="맑은 고딕"/>
+          <w:sz w:val="22"/>
+          <w:szCs w:val="22"/>
+        </w:rPr>
+        <w:t xml:space="preserve"> (DoctorHome) — 가정 친화적 톤</w:t>
+      </w:r>
+    </w:p>
+    <w:p>
+      <w:pPr>
+        <w:pStyle w:val="ListParagraph"/>
+        <w:numPr>
+          <w:ilvl w:val="0"/>
+          <w:numId w:val="2"/>
+        </w:numPr>
+        <w:spacing w:after="60"/>
+      </w:pPr>
+      <w:r>
+        <w:rPr>
+          <w:rFonts w:ascii="맑은 고딕" w:cs="맑은 고딕" w:eastAsia="맑은 고딕" w:hAnsi="맑은 고딕"/>
+          <w:b/>
+          <w:bCs/>
+          <w:sz w:val="22"/>
+          <w:szCs w:val="22"/>
+        </w:rPr>
+        <w:t xml:space="preserve">건강기능식품 안내 추가</w:t>
+      </w:r>
+      <w:r>
+        <w:rPr>
+          <w:rFonts w:ascii="맑은 고딕" w:cs="맑은 고딕" w:eastAsia="맑은 고딕" w:hAnsi="맑은 고딕"/>
+          <w:sz w:val="22"/>
+          <w:szCs w:val="22"/>
+        </w:rPr>
+        <w:t xml:space="preserve"> — 진료과 추천과 병행, "~과 관련해 알려져 있다" 톤</w:t>
+      </w:r>
+    </w:p>
+    <w:p>
+      <w:pPr>
+        <w:pStyle w:val="ListParagraph"/>
+        <w:numPr>
+          <w:ilvl w:val="0"/>
+          <w:numId w:val="2"/>
+        </w:numPr>
+        <w:spacing w:after="60"/>
+      </w:pPr>
+      <w:r>
+        <w:rPr>
+          <w:rFonts w:ascii="맑은 고딕" w:cs="맑은 고딕" w:eastAsia="맑은 고딕" w:hAnsi="맑은 고딕"/>
+          <w:b/>
+          <w:bCs/>
+          <w:sz w:val="22"/>
+          <w:szCs w:val="22"/>
+        </w:rPr>
+        <w:t xml:space="preserve">수익 모델 단서</w:t>
+      </w:r>
+      <w:r>
+        <w:rPr>
+          <w:rFonts w:ascii="맑은 고딕" w:cs="맑은 고딕" w:eastAsia="맑은 고딕" w:hAnsi="맑은 고딕"/>
+          <w:sz w:val="22"/>
+          <w:szCs w:val="22"/>
+        </w:rPr>
+        <w:t xml:space="preserve">: 향후 건강기능식품 광고 도입 가능 (본 발주 미구현)</w:t>
+      </w:r>
+    </w:p>
+    <w:p>
+      <w:pPr>
+        <w:pStyle w:val="Heading3"/>
+        <w:spacing w:after="120" w:before="240"/>
+      </w:pPr>
+      <w:r>
+        <w:rPr>
+          <w:rFonts w:ascii="맑은 고딕" w:cs="맑은 고딕" w:eastAsia="맑은 고딕" w:hAnsi="맑은 고딕"/>
+          <w:b/>
+          <w:bCs/>
+          <w:sz w:val="22"/>
+          <w:szCs w:val="22"/>
+        </w:rPr>
+        <w:t xml:space="preserve">15.2 G5 복합 발주 진행</w:t>
+      </w:r>
+    </w:p>
+    <w:p>
+      <w:pPr>
+        <w:spacing w:after="120"/>
+      </w:pPr>
+      <w:r>
+        <w:rPr>
+          <w:rFonts w:ascii="맑은 고딕" w:cs="맑은 고딕" w:eastAsia="맑은 고딕" w:hAnsi="맑은 고딕"/>
+          <w:sz w:val="22"/>
+          <w:szCs w:val="22"/>
+        </w:rPr>
+        <w:t xml:space="preserve">본 사이클의 산출은 v15 인계 문서로 별도 정리.
+G5-1~G5-6 6모듈 일괄 발주, 자가 패치 0건 연속 유지 목표.</w:t>
+      </w:r>
+    </w:p>
+    <w:p>
+      <w:pPr>
+        <w:pStyle w:val="Heading3"/>
+        <w:spacing w:after="120" w:before="240"/>
+      </w:pPr>
+      <w:r>
+        <w:rPr>
+          <w:rFonts w:ascii="맑은 고딕" w:cs="맑은 고딕" w:eastAsia="맑은 고딕" w:hAnsi="맑은 고딕"/>
+          <w:b/>
+          <w:bCs/>
+          <w:sz w:val="22"/>
+          <w:szCs w:val="22"/>
+        </w:rPr>
+        <w:t xml:space="preserve">15.3 차회 채팅 진입 시 본 §15 + v15 함께 참조</w:t>
       </w:r>
     </w:p>
     <w:sectPr>
